--- a/artifacts/LGL-17/build/vendor-risk-assessment-globalcomms.docx
+++ b/artifacts/LGL-17/build/vendor-risk-assessment-globalcomms.docx
@@ -7,15 +7,6 @@
       <w:pPr>
         <w:pStyle w:val="Heading1"/>
       </w:pPr>
-      <w:r>
-        <w:rPr>
-          <w:rStyle w:val="SectionNumber"/>
-        </w:rPr>
-        <w:t xml:space="preserve">1</w:t>
-      </w:r>
-      <w:r>
-        <w:tab/>
-      </w:r>
       <w:r>
         <w:t xml:space="preserve">Vendor Risk Assessment: GlobalComms Translation Service</w:t>
       </w:r>
@@ -516,15 +507,6 @@
         <w:pStyle w:val="Heading2"/>
       </w:pPr>
       <w:r>
-        <w:rPr>
-          <w:rStyle w:val="SectionNumber"/>
-        </w:rPr>
-        <w:t xml:space="preserve">1.1</w:t>
-      </w:r>
-      <w:r>
-        <w:tab/>
-      </w:r>
-      <w:r>
         <w:t xml:space="preserve">1. How This Assessment Came About</w:t>
       </w:r>
     </w:p>
@@ -560,15 +542,6 @@
       <w:pPr>
         <w:pStyle w:val="Heading2"/>
       </w:pPr>
-      <w:r>
-        <w:rPr>
-          <w:rStyle w:val="SectionNumber"/>
-        </w:rPr>
-        <w:t xml:space="preserve">1.2</w:t>
-      </w:r>
-      <w:r>
-        <w:tab/>
-      </w:r>
       <w:r>
         <w:t xml:space="preserve">2. Scope of the Engagement as Performed</w:t>
       </w:r>
@@ -830,15 +803,6 @@
         <w:pStyle w:val="Heading2"/>
       </w:pPr>
       <w:r>
-        <w:rPr>
-          <w:rStyle w:val="SectionNumber"/>
-        </w:rPr>
-        <w:t xml:space="preserve">1.3</w:t>
-      </w:r>
-      <w:r>
-        <w:tab/>
-      </w:r>
-      <w:r>
         <w:t xml:space="preserve">3. Scoring Method</w:t>
       </w:r>
     </w:p>
@@ -880,15 +844,6 @@
       <w:pPr>
         <w:pStyle w:val="Heading2"/>
       </w:pPr>
-      <w:r>
-        <w:rPr>
-          <w:rStyle w:val="SectionNumber"/>
-        </w:rPr>
-        <w:t xml:space="preserve">1.4</w:t>
-      </w:r>
-      <w:r>
-        <w:tab/>
-      </w:r>
       <w:r>
         <w:t xml:space="preserve">4. Scoring</w:t>
       </w:r>
@@ -1387,15 +1342,6 @@
         <w:pStyle w:val="Heading2"/>
       </w:pPr>
       <w:r>
-        <w:rPr>
-          <w:rStyle w:val="SectionNumber"/>
-        </w:rPr>
-        <w:t xml:space="preserve">1.5</w:t>
-      </w:r>
-      <w:r>
-        <w:tab/>
-      </w:r>
-      <w:r>
         <w:t xml:space="preserve">5. Mandatory Control Set for Privileged Material</w:t>
       </w:r>
     </w:p>
@@ -1713,15 +1659,6 @@
         <w:pStyle w:val="Heading2"/>
       </w:pPr>
       <w:r>
-        <w:rPr>
-          <w:rStyle w:val="SectionNumber"/>
-        </w:rPr>
-        <w:t xml:space="preserve">1.6</w:t>
-      </w:r>
-      <w:r>
-        <w:tab/>
-      </w:r>
-      <w:r>
         <w:t xml:space="preserve">6. Findings</w:t>
       </w:r>
     </w:p>
@@ -1839,15 +1776,6 @@
       <w:pPr>
         <w:pStyle w:val="Heading2"/>
       </w:pPr>
-      <w:r>
-        <w:rPr>
-          <w:rStyle w:val="SectionNumber"/>
-        </w:rPr>
-        <w:t xml:space="preserve">1.7</w:t>
-      </w:r>
-      <w:r>
-        <w:tab/>
-      </w:r>
       <w:r>
         <w:t xml:space="preserve">7. Exposure Analysis and Remediation</w:t>
       </w:r>
@@ -2489,15 +2417,6 @@
         <w:pStyle w:val="Heading2"/>
       </w:pPr>
       <w:r>
-        <w:rPr>
-          <w:rStyle w:val="SectionNumber"/>
-        </w:rPr>
-        <w:t xml:space="preserve">1.8</w:t>
-      </w:r>
-      <w:r>
-        <w:tab/>
-      </w:r>
-      <w:r>
         <w:t xml:space="preserve">8. Disposition</w:t>
       </w:r>
     </w:p>
@@ -2561,15 +2480,6 @@
       <w:pPr>
         <w:pStyle w:val="Heading2"/>
       </w:pPr>
-      <w:r>
-        <w:rPr>
-          <w:rStyle w:val="SectionNumber"/>
-        </w:rPr>
-        <w:t xml:space="preserve">1.9</w:t>
-      </w:r>
-      <w:r>
-        <w:tab/>
-      </w:r>
       <w:r>
         <w:t xml:space="preserve">9. Approvals</w:t>
       </w:r>
